--- a/assets/Medical History Museum - Landing Page Copy.docx
+++ b/assets/Medical History Museum - Landing Page Copy.docx
@@ -20,7 +20,20 @@
     </w:p>
     <w:p>
       <w:r>
-        <w:t>Explore, inquire and enjoy the social history of medicine and its role in society through a diverse exhibition program. Visit the nineteenth century Savory and Moore Pharmacy complete with pharmaceutical jars and equipment.</w:t>
+        <w:t>Historical medical instruments, teaching models, pathological specimens and records documenting medical education.</w:t>
+      </w:r>
+    </w:p>
+    <w:p>
+      <w:pPr>
+        <w:pStyle w:val="Heading2"/>
+      </w:pPr>
+      <w:r>
+        <w:t>About this collection</w:t>
+      </w:r>
+    </w:p>
+    <w:p>
+      <w:r>
+        <w:t>Explore, inquire and enjoy the social history of medicine and its role in society through a diverse exhibition program. Visit the nineteenth century Savory and Moore Pharmacy complete with pharmaceutical jars and equipment. The Medical History Museum is a free museum for those inquisitive about medicine's contribution to scientific discovery and community well being.</w:t>
       </w:r>
     </w:p>
     <w:p>
@@ -41,6 +54,157 @@
         <w:pStyle w:val="Heading2"/>
       </w:pPr>
       <w:r>
+        <w:t>Collection details</w:t>
+      </w:r>
+    </w:p>
+    <w:tbl>
+      <w:tblPr>
+        <w:tblStyle w:val="LightGrid-Accent1"/>
+        <w:tblW w:type="auto" w:w="0"/>
+        <w:tblLook w:firstColumn="1" w:firstRow="1" w:lastColumn="0" w:lastRow="0" w:noHBand="0" w:noVBand="1" w:val="04A0"/>
+      </w:tblPr>
+      <w:tblGrid>
+        <w:gridCol w:w="4320"/>
+        <w:gridCol w:w="4320"/>
+      </w:tblGrid>
+      <w:tr>
+        <w:tc>
+          <w:tcPr>
+            <w:tcW w:type="dxa" w:w="4320"/>
+          </w:tcPr>
+          <w:p>
+            <w:r>
+              <w:t>Total items</w:t>
+            </w:r>
+          </w:p>
+        </w:tc>
+        <w:tc>
+          <w:tcPr>
+            <w:tcW w:type="dxa" w:w="4320"/>
+          </w:tcPr>
+          <w:p>
+            <w:r>
+              <w:t>6,200</w:t>
+            </w:r>
+          </w:p>
+        </w:tc>
+      </w:tr>
+      <w:tr>
+        <w:tc>
+          <w:tcPr>
+            <w:tcW w:type="dxa" w:w="4320"/>
+          </w:tcPr>
+          <w:p>
+            <w:r>
+              <w:t>Holding institution</w:t>
+            </w:r>
+          </w:p>
+        </w:tc>
+        <w:tc>
+          <w:tcPr>
+            <w:tcW w:type="dxa" w:w="4320"/>
+          </w:tcPr>
+          <w:p>
+            <w:r>
+              <w:t>Faculty of Medicine, Dentistry and Health Sciences</w:t>
+            </w:r>
+          </w:p>
+        </w:tc>
+      </w:tr>
+      <w:tr>
+        <w:tc>
+          <w:tcPr>
+            <w:tcW w:type="dxa" w:w="4320"/>
+          </w:tcPr>
+          <w:p>
+            <w:r>
+              <w:t>Physical location</w:t>
+            </w:r>
+          </w:p>
+        </w:tc>
+        <w:tc>
+          <w:tcPr>
+            <w:tcW w:type="dxa" w:w="4320"/>
+          </w:tcPr>
+          <w:p>
+            <w:r>
+              <w:t>University of Melbourne, 233 Bouverie Street, Carlton, Victoria 3053.</w:t>
+            </w:r>
+          </w:p>
+        </w:tc>
+      </w:tr>
+      <w:tr>
+        <w:tc>
+          <w:tcPr>
+            <w:tcW w:type="dxa" w:w="4320"/>
+          </w:tcPr>
+          <w:p>
+            <w:r>
+              <w:t>Date range</w:t>
+            </w:r>
+          </w:p>
+        </w:tc>
+        <w:tc>
+          <w:tcPr>
+            <w:tcW w:type="dxa" w:w="4320"/>
+          </w:tcPr>
+          <w:p>
+            <w:r>
+              <w:t>1862 – present</w:t>
+            </w:r>
+          </w:p>
+        </w:tc>
+      </w:tr>
+      <w:tr>
+        <w:tc>
+          <w:tcPr>
+            <w:tcW w:type="dxa" w:w="4320"/>
+          </w:tcPr>
+          <w:p>
+            <w:r>
+              <w:t>Languages</w:t>
+            </w:r>
+          </w:p>
+        </w:tc>
+        <w:tc>
+          <w:tcPr>
+            <w:tcW w:type="dxa" w:w="4320"/>
+          </w:tcPr>
+          <w:p>
+            <w:r>
+              <w:t>English</w:t>
+            </w:r>
+          </w:p>
+        </w:tc>
+      </w:tr>
+      <w:tr>
+        <w:tc>
+          <w:tcPr>
+            <w:tcW w:type="dxa" w:w="4320"/>
+          </w:tcPr>
+          <w:p>
+            <w:r>
+              <w:t>Formats held</w:t>
+            </w:r>
+          </w:p>
+        </w:tc>
+        <w:tc>
+          <w:tcPr>
+            <w:tcW w:type="dxa" w:w="4320"/>
+          </w:tcPr>
+          <w:p>
+            <w:r>
+              <w:t>Instruments, Models, Specimens</w:t>
+            </w:r>
+          </w:p>
+        </w:tc>
+      </w:tr>
+    </w:tbl>
+    <w:p>
+      <w:pPr>
+        <w:pStyle w:val="Heading2"/>
+      </w:pPr>
+      <w:r>
         <w:t>Visit details</w:t>
       </w:r>
     </w:p>
@@ -52,18 +216,7 @@
         <w:t xml:space="preserve">Opening hours: </w:t>
       </w:r>
       <w:r>
-        <w:t>Monday to Friday, 10.00am – 5.00pm</w:t>
-      </w:r>
-    </w:p>
-    <w:p>
-      <w:r>
-        <w:rPr>
-          <w:b/>
-        </w:rPr>
-        <w:t xml:space="preserve">Location: </w:t>
-      </w:r>
-      <w:r>
-        <w:t>University of Melbourne, 233 Bouverie Street, Carlton, Victoria 3053.</w:t>
+        <w:t>Monday to Friday, 10.00am to 5.00pm</w:t>
       </w:r>
     </w:p>
     <w:p>
@@ -74,7 +227,7 @@
         <w:t xml:space="preserve">Enquiries: </w:t>
       </w:r>
       <w:r>
-        <w:t>MDHS-museum@unimelb.edu.au</w:t>
+        <w:t>mhm.info@unimelb.edu.au  |  +61 3 8344 3498</w:t>
       </w:r>
     </w:p>
     <w:p>
@@ -100,7 +253,7 @@
     </w:p>
     <w:p>
       <w:r>
-        <w:t>Extracted from the live CCS collection landing page template (public/collections/*.html) on 2026-10-01, as the canonical content source referenced by Jira CCS-189 ("Create collection landing page content").</w:t>
+        <w:t>Content sourced from the CCS prototype v0.2 data file (CCS-prototype-2026-v0.2-main/data.js), cross-checked against the live CCS collection landing page template, as the canonical content source referenced by Jira CCS-189 ("Create collection landing page content"). Figures (total items, dates) are prototype placeholder estimates and should be verified against the authoritative collection management system before publication.</w:t>
       </w:r>
     </w:p>
     <w:sectPr>
